--- a/docs/demo-kb/files/refund-procedure.docx
+++ b/docs/demo-kb/files/refund-procedure.docx
@@ -147,7 +147,7 @@
         <w:pStyle w:val="ListNumber"/>
       </w:pPr>
       <w:r>
-        <w:t>Add a one-line reason code (RF-01 to RF-05).</w:t>
+        <w:t>Add a one-line reason code (RF-01, RF-02, RF-03 or RF-05).</w:t>
       </w:r>
     </w:p>
     <w:p>
@@ -324,38 +324,6 @@
           </w:tcPr>
           <w:p>
             <w:r>
-              <w:t>RF-04</w:t>
-            </w:r>
-          </w:p>
-        </w:tc>
-        <w:tc>
-          <w:tcPr>
-            <w:tcW w:type="dxa" w:w="2880"/>
-          </w:tcPr>
-          <w:p>
-            <w:r>
-              <w:t>Outage credit (Enterprise SLA)</w:t>
-            </w:r>
-          </w:p>
-        </w:tc>
-        <w:tc>
-          <w:tcPr>
-            <w:tcW w:type="dxa" w:w="2880"/>
-          </w:tcPr>
-          <w:p>
-            <w:r>
-              <w:t>Billing Operations confirms uptime</w:t>
-            </w:r>
-          </w:p>
-        </w:tc>
-      </w:tr>
-      <w:tr>
-        <w:tc>
-          <w:tcPr>
-            <w:tcW w:type="dxa" w:w="2880"/>
-          </w:tcPr>
-          <w:p>
-            <w:r>
               <w:t>RF-05</w:t>
             </w:r>
           </w:p>
@@ -383,6 +351,17 @@
       </w:tr>
     </w:tbl>
     <w:p/>
+    <w:p>
+      <w:r>
+        <w:rPr>
+          <w:b/>
+        </w:rPr>
+        <w:t xml:space="preserve">Outage credits: </w:t>
+      </w:r>
+      <w:r>
+        <w:t>RF-04 is retired. Enterprise outage credits are not refunds: they go on the next invoice through Credits &gt; Outage credit in the billing console, never to a card (see the Outages and Service Credits FAQ).</w:t>
+      </w:r>
+    </w:p>
     <w:p>
       <w:pPr>
         <w:pStyle w:val="Heading1"/>

--- a/docs/demo-kb/files/refund-procedure.docx
+++ b/docs/demo-kb/files/refund-procedure.docx
@@ -9,7 +9,7 @@
           <w:color w:val="1C9C8C"/>
           <w:sz w:val="18"/>
         </w:rPr>
-        <w:t>LARKSPUR CLOUD · CUSTOMER SUPPORT</w:t>
+        <w:t>CLOUDSHELF · CUSTOMER SUPPORT</w:t>
       </w:r>
     </w:p>
     <w:p>
@@ -302,7 +302,7 @@
           </w:tcPr>
           <w:p>
             <w:r>
-              <w:t>Accidental purchase or renewal</w:t>
+              <w:t>Unintended purchase or renewal</w:t>
             </w:r>
           </w:p>
         </w:tc>
@@ -397,7 +397,7 @@
           <w:i/>
           <w:sz w:val="16"/>
         </w:rPr>
-        <w:t>Synthetic document for the Truenote demonstration. Larkspur Cloud is a fictional company; all names and numbers are invented.</w:t>
+        <w:t>Synthetic demonstration document. Cloudshelf is a fictional company; all policies and numbers are invented.</w:t>
       </w:r>
     </w:p>
     <w:sectPr>
